--- a/docs/plans/PROJECT_STATUS_REPORT.docx
+++ b/docs/plans/PROJECT_STATUS_REPORT.docx
@@ -1425,6 +1425,705 @@
       </w:pPr>
       <w:r>
         <w:t xml:space="preserve">Every step above — every login, edit, approval, and dispatch — is written to a tamper-evident audit log (a cryptographic hash chain, the same integrity idea used in blockchains), so the full history of any alert can be reconstructed and verified later.</w:t>
+      </w:r>
+    </w:p>
+    <w:p>
+      <w:pPr>
+        <w:pStyle w:val="Heading3"/>
+        <w:spacing w:after="100" w:before="240"/>
+      </w:pPr>
+      <w:r>
+        <w:t xml:space="preserve">2.5 — Global sources vs. each country’s own local sources</w:t>
+      </w:r>
+    </w:p>
+    <w:p>
+      <w:pPr>
+        <w:spacing w:after="160"/>
+      </w:pPr>
+      <w:r>
+        <w:t xml:space="preserve">It’s worth being explicit about which data sources the platform provides out of the box, for every country, at no extra integration effort — versus sources a country adds itself for its own local needs.</w:t>
+      </w:r>
+    </w:p>
+    <w:tbl>
+      <w:tblPr>
+        <w:tblW w:type="dxa" w:w="10080"/>
+        <w:tblBorders>
+          <w:top w:val="single" w:color="auto" w:sz="4"/>
+          <w:left w:val="single" w:color="auto" w:sz="4"/>
+          <w:bottom w:val="single" w:color="auto" w:sz="4"/>
+          <w:right w:val="single" w:color="auto" w:sz="4"/>
+          <w:insideH w:val="single" w:color="auto" w:sz="4"/>
+          <w:insideV w:val="single" w:color="auto" w:sz="4"/>
+        </w:tblBorders>
+      </w:tblPr>
+      <w:tblGrid>
+        <w:gridCol w:w="4680"/>
+        <w:gridCol w:w="4680"/>
+      </w:tblGrid>
+      <w:tr>
+        <w:trPr>
+          <w:tblHeader/>
+        </w:trPr>
+        <w:tc>
+          <w:tcPr>
+            <w:tcW w:type="dxa" w:w="4680"/>
+            <w:tcBorders>
+              <w:top w:val="single" w:color="DDE3EC" w:sz="4"/>
+              <w:left w:val="single" w:color="DDE3EC" w:sz="4"/>
+              <w:bottom w:val="single" w:color="DDE3EC" w:sz="4"/>
+              <w:right w:val="single" w:color="DDE3EC" w:sz="4"/>
+            </w:tcBorders>
+            <w:shd w:fill="F8FAFC" w:val="clear"/>
+            <w:tcMar>
+              <w:top w:type="dxa" w:w="60"/>
+              <w:left w:type="dxa" w:w="100"/>
+              <w:bottom w:type="dxa" w:w="60"/>
+              <w:right w:type="dxa" w:w="100"/>
+            </w:tcMar>
+          </w:tcPr>
+          <w:p>
+            <w:r>
+              <w:rPr>
+                <w:b/>
+                <w:bCs/>
+                <w:sz w:val="16"/>
+                <w:szCs w:val="16"/>
+              </w:rPr>
+              <w:t xml:space="preserve">Global Source (provided to every country)</w:t>
+            </w:r>
+          </w:p>
+        </w:tc>
+        <w:tc>
+          <w:tcPr>
+            <w:tcW w:type="dxa" w:w="4680"/>
+            <w:tcBorders>
+              <w:top w:val="single" w:color="DDE3EC" w:sz="4"/>
+              <w:left w:val="single" w:color="DDE3EC" w:sz="4"/>
+              <w:bottom w:val="single" w:color="DDE3EC" w:sz="4"/>
+              <w:right w:val="single" w:color="DDE3EC" w:sz="4"/>
+            </w:tcBorders>
+            <w:shd w:fill="F8FAFC" w:val="clear"/>
+            <w:tcMar>
+              <w:top w:type="dxa" w:w="60"/>
+              <w:left w:type="dxa" w:w="100"/>
+              <w:bottom w:type="dxa" w:w="60"/>
+              <w:right w:type="dxa" w:w="100"/>
+            </w:tcMar>
+          </w:tcPr>
+          <w:p>
+            <w:r>
+              <w:rPr>
+                <w:b/>
+                <w:bCs/>
+                <w:sz w:val="16"/>
+                <w:szCs w:val="16"/>
+              </w:rPr>
+              <w:t xml:space="preserve">Hazard / Data Type</w:t>
+            </w:r>
+          </w:p>
+        </w:tc>
+      </w:tr>
+      <w:tr>
+        <w:tc>
+          <w:tcPr>
+            <w:tcW w:type="dxa" w:w="4680"/>
+            <w:tcBorders>
+              <w:top w:val="single" w:color="DDE3EC" w:sz="4"/>
+              <w:left w:val="single" w:color="DDE3EC" w:sz="4"/>
+              <w:bottom w:val="single" w:color="DDE3EC" w:sz="4"/>
+              <w:right w:val="single" w:color="DDE3EC" w:sz="4"/>
+            </w:tcBorders>
+            <w:tcMar>
+              <w:top w:type="dxa" w:w="60"/>
+              <w:left w:type="dxa" w:w="100"/>
+              <w:bottom w:type="dxa" w:w="60"/>
+              <w:right w:type="dxa" w:w="100"/>
+            </w:tcMar>
+          </w:tcPr>
+          <w:p>
+            <w:r>
+              <w:rPr>
+                <w:b/>
+                <w:bCs/>
+              </w:rPr>
+              <w:t xml:space="preserve">USGS, EMSC, GEOFON</w:t>
+            </w:r>
+          </w:p>
+        </w:tc>
+        <w:tc>
+          <w:tcPr>
+            <w:tcW w:type="dxa" w:w="4680"/>
+            <w:tcBorders>
+              <w:top w:val="single" w:color="DDE3EC" w:sz="4"/>
+              <w:left w:val="single" w:color="DDE3EC" w:sz="4"/>
+              <w:bottom w:val="single" w:color="DDE3EC" w:sz="4"/>
+              <w:right w:val="single" w:color="DDE3EC" w:sz="4"/>
+            </w:tcBorders>
+            <w:tcMar>
+              <w:top w:type="dxa" w:w="60"/>
+              <w:left w:type="dxa" w:w="100"/>
+              <w:bottom w:type="dxa" w:w="60"/>
+              <w:right w:type="dxa" w:w="100"/>
+            </w:tcMar>
+          </w:tcPr>
+          <w:p>
+            <w:r>
+              <w:rPr>
+                <w:sz w:val="18"/>
+                <w:szCs w:val="18"/>
+              </w:rPr>
+              <w:t xml:space="preserve">Earthquakes (worldwide coverage)</w:t>
+            </w:r>
+          </w:p>
+        </w:tc>
+      </w:tr>
+      <w:tr>
+        <w:tc>
+          <w:tcPr>
+            <w:tcW w:type="dxa" w:w="4680"/>
+            <w:tcBorders>
+              <w:top w:val="single" w:color="DDE3EC" w:sz="4"/>
+              <w:left w:val="single" w:color="DDE3EC" w:sz="4"/>
+              <w:bottom w:val="single" w:color="DDE3EC" w:sz="4"/>
+              <w:right w:val="single" w:color="DDE3EC" w:sz="4"/>
+            </w:tcBorders>
+            <w:tcMar>
+              <w:top w:type="dxa" w:w="60"/>
+              <w:left w:type="dxa" w:w="100"/>
+              <w:bottom w:type="dxa" w:w="60"/>
+              <w:right w:type="dxa" w:w="100"/>
+            </w:tcMar>
+          </w:tcPr>
+          <w:p>
+            <w:r>
+              <w:rPr>
+                <w:b/>
+                <w:bCs/>
+              </w:rPr>
+              <w:t xml:space="preserve">GDACS</w:t>
+            </w:r>
+          </w:p>
+        </w:tc>
+        <w:tc>
+          <w:tcPr>
+            <w:tcW w:type="dxa" w:w="4680"/>
+            <w:tcBorders>
+              <w:top w:val="single" w:color="DDE3EC" w:sz="4"/>
+              <w:left w:val="single" w:color="DDE3EC" w:sz="4"/>
+              <w:bottom w:val="single" w:color="DDE3EC" w:sz="4"/>
+              <w:right w:val="single" w:color="DDE3EC" w:sz="4"/>
+            </w:tcBorders>
+            <w:tcMar>
+              <w:top w:type="dxa" w:w="60"/>
+              <w:left w:type="dxa" w:w="100"/>
+              <w:bottom w:type="dxa" w:w="60"/>
+              <w:right w:type="dxa" w:w="100"/>
+            </w:tcMar>
+          </w:tcPr>
+          <w:p>
+            <w:r>
+              <w:rPr>
+                <w:sz w:val="18"/>
+                <w:szCs w:val="18"/>
+              </w:rPr>
+              <w:t xml:space="preserve">Multi-hazard (earthquake, flood, tropical cyclone, drought, volcano)</w:t>
+            </w:r>
+          </w:p>
+        </w:tc>
+      </w:tr>
+      <w:tr>
+        <w:tc>
+          <w:tcPr>
+            <w:tcW w:type="dxa" w:w="4680"/>
+            <w:tcBorders>
+              <w:top w:val="single" w:color="DDE3EC" w:sz="4"/>
+              <w:left w:val="single" w:color="DDE3EC" w:sz="4"/>
+              <w:bottom w:val="single" w:color="DDE3EC" w:sz="4"/>
+              <w:right w:val="single" w:color="DDE3EC" w:sz="4"/>
+            </w:tcBorders>
+            <w:tcMar>
+              <w:top w:type="dxa" w:w="60"/>
+              <w:left w:type="dxa" w:w="100"/>
+              <w:bottom w:type="dxa" w:w="60"/>
+              <w:right w:type="dxa" w:w="100"/>
+            </w:tcMar>
+          </w:tcPr>
+          <w:p>
+            <w:r>
+              <w:rPr>
+                <w:b/>
+                <w:bCs/>
+              </w:rPr>
+              <w:t xml:space="preserve">NASA FIRMS</w:t>
+            </w:r>
+          </w:p>
+        </w:tc>
+        <w:tc>
+          <w:tcPr>
+            <w:tcW w:type="dxa" w:w="4680"/>
+            <w:tcBorders>
+              <w:top w:val="single" w:color="DDE3EC" w:sz="4"/>
+              <w:left w:val="single" w:color="DDE3EC" w:sz="4"/>
+              <w:bottom w:val="single" w:color="DDE3EC" w:sz="4"/>
+              <w:right w:val="single" w:color="DDE3EC" w:sz="4"/>
+            </w:tcBorders>
+            <w:tcMar>
+              <w:top w:type="dxa" w:w="60"/>
+              <w:left w:type="dxa" w:w="100"/>
+              <w:bottom w:type="dxa" w:w="60"/>
+              <w:right w:type="dxa" w:w="100"/>
+            </w:tcMar>
+          </w:tcPr>
+          <w:p>
+            <w:r>
+              <w:rPr>
+                <w:sz w:val="18"/>
+                <w:szCs w:val="18"/>
+              </w:rPr>
+              <w:t xml:space="preserve">Wildfire detection &amp; fire intensity (satellite)</w:t>
+            </w:r>
+          </w:p>
+        </w:tc>
+      </w:tr>
+      <w:tr>
+        <w:tc>
+          <w:tcPr>
+            <w:tcW w:type="dxa" w:w="4680"/>
+            <w:tcBorders>
+              <w:top w:val="single" w:color="DDE3EC" w:sz="4"/>
+              <w:left w:val="single" w:color="DDE3EC" w:sz="4"/>
+              <w:bottom w:val="single" w:color="DDE3EC" w:sz="4"/>
+              <w:right w:val="single" w:color="DDE3EC" w:sz="4"/>
+            </w:tcBorders>
+            <w:tcMar>
+              <w:top w:type="dxa" w:w="60"/>
+              <w:left w:type="dxa" w:w="100"/>
+              <w:bottom w:type="dxa" w:w="60"/>
+              <w:right w:type="dxa" w:w="100"/>
+            </w:tcMar>
+          </w:tcPr>
+          <w:p>
+            <w:r>
+              <w:rPr>
+                <w:b/>
+                <w:bCs/>
+              </w:rPr>
+              <w:t xml:space="preserve">WHO</w:t>
+            </w:r>
+          </w:p>
+        </w:tc>
+        <w:tc>
+          <w:tcPr>
+            <w:tcW w:type="dxa" w:w="4680"/>
+            <w:tcBorders>
+              <w:top w:val="single" w:color="DDE3EC" w:sz="4"/>
+              <w:left w:val="single" w:color="DDE3EC" w:sz="4"/>
+              <w:bottom w:val="single" w:color="DDE3EC" w:sz="4"/>
+              <w:right w:val="single" w:color="DDE3EC" w:sz="4"/>
+            </w:tcBorders>
+            <w:tcMar>
+              <w:top w:type="dxa" w:w="60"/>
+              <w:left w:type="dxa" w:w="100"/>
+              <w:bottom w:type="dxa" w:w="60"/>
+              <w:right w:type="dxa" w:w="100"/>
+            </w:tcMar>
+          </w:tcPr>
+          <w:p>
+            <w:r>
+              <w:rPr>
+                <w:sz w:val="18"/>
+                <w:szCs w:val="18"/>
+              </w:rPr>
+              <w:t xml:space="preserve">Epidemic / disease-outbreak alerts</w:t>
+            </w:r>
+          </w:p>
+        </w:tc>
+      </w:tr>
+      <w:tr>
+        <w:tc>
+          <w:tcPr>
+            <w:tcW w:type="dxa" w:w="4680"/>
+            <w:tcBorders>
+              <w:top w:val="single" w:color="DDE3EC" w:sz="4"/>
+              <w:left w:val="single" w:color="DDE3EC" w:sz="4"/>
+              <w:bottom w:val="single" w:color="DDE3EC" w:sz="4"/>
+              <w:right w:val="single" w:color="DDE3EC" w:sz="4"/>
+            </w:tcBorders>
+            <w:tcMar>
+              <w:top w:type="dxa" w:w="60"/>
+              <w:left w:type="dxa" w:w="100"/>
+              <w:bottom w:type="dxa" w:w="60"/>
+              <w:right w:type="dxa" w:w="100"/>
+            </w:tcMar>
+          </w:tcPr>
+          <w:p>
+            <w:r>
+              <w:rPr>
+                <w:b/>
+                <w:bCs/>
+              </w:rPr>
+              <w:t xml:space="preserve">PTWC (Pacific Tsunami Warning Center)</w:t>
+            </w:r>
+          </w:p>
+        </w:tc>
+        <w:tc>
+          <w:tcPr>
+            <w:tcW w:type="dxa" w:w="4680"/>
+            <w:tcBorders>
+              <w:top w:val="single" w:color="DDE3EC" w:sz="4"/>
+              <w:left w:val="single" w:color="DDE3EC" w:sz="4"/>
+              <w:bottom w:val="single" w:color="DDE3EC" w:sz="4"/>
+              <w:right w:val="single" w:color="DDE3EC" w:sz="4"/>
+            </w:tcBorders>
+            <w:tcMar>
+              <w:top w:type="dxa" w:w="60"/>
+              <w:left w:type="dxa" w:w="100"/>
+              <w:bottom w:type="dxa" w:w="60"/>
+              <w:right w:type="dxa" w:w="100"/>
+            </w:tcMar>
+          </w:tcPr>
+          <w:p>
+            <w:r>
+              <w:rPr>
+                <w:sz w:val="18"/>
+                <w:szCs w:val="18"/>
+              </w:rPr>
+              <w:t xml:space="preserve">Tsunami</w:t>
+            </w:r>
+          </w:p>
+        </w:tc>
+      </w:tr>
+      <w:tr>
+        <w:tc>
+          <w:tcPr>
+            <w:tcW w:type="dxa" w:w="4680"/>
+            <w:tcBorders>
+              <w:top w:val="single" w:color="DDE3EC" w:sz="4"/>
+              <w:left w:val="single" w:color="DDE3EC" w:sz="4"/>
+              <w:bottom w:val="single" w:color="DDE3EC" w:sz="4"/>
+              <w:right w:val="single" w:color="DDE3EC" w:sz="4"/>
+            </w:tcBorders>
+            <w:tcMar>
+              <w:top w:type="dxa" w:w="60"/>
+              <w:left w:type="dxa" w:w="100"/>
+              <w:bottom w:type="dxa" w:w="60"/>
+              <w:right w:type="dxa" w:w="100"/>
+            </w:tcMar>
+          </w:tcPr>
+          <w:p>
+            <w:r>
+              <w:rPr>
+                <w:b/>
+                <w:bCs/>
+              </w:rPr>
+              <w:t xml:space="preserve">FEWS NET</w:t>
+            </w:r>
+          </w:p>
+        </w:tc>
+        <w:tc>
+          <w:tcPr>
+            <w:tcW w:type="dxa" w:w="4680"/>
+            <w:tcBorders>
+              <w:top w:val="single" w:color="DDE3EC" w:sz="4"/>
+              <w:left w:val="single" w:color="DDE3EC" w:sz="4"/>
+              <w:bottom w:val="single" w:color="DDE3EC" w:sz="4"/>
+              <w:right w:val="single" w:color="DDE3EC" w:sz="4"/>
+            </w:tcBorders>
+            <w:tcMar>
+              <w:top w:type="dxa" w:w="60"/>
+              <w:left w:type="dxa" w:w="100"/>
+              <w:bottom w:type="dxa" w:w="60"/>
+              <w:right w:type="dxa" w:w="100"/>
+            </w:tcMar>
+          </w:tcPr>
+          <w:p>
+            <w:r>
+              <w:rPr>
+                <w:sz w:val="18"/>
+                <w:szCs w:val="18"/>
+              </w:rPr>
+              <w:t xml:space="preserve">Food security / famine early warning</w:t>
+            </w:r>
+          </w:p>
+        </w:tc>
+      </w:tr>
+      <w:tr>
+        <w:tc>
+          <w:tcPr>
+            <w:tcW w:type="dxa" w:w="4680"/>
+            <w:tcBorders>
+              <w:top w:val="single" w:color="DDE3EC" w:sz="4"/>
+              <w:left w:val="single" w:color="DDE3EC" w:sz="4"/>
+              <w:bottom w:val="single" w:color="DDE3EC" w:sz="4"/>
+              <w:right w:val="single" w:color="DDE3EC" w:sz="4"/>
+            </w:tcBorders>
+            <w:tcMar>
+              <w:top w:type="dxa" w:w="60"/>
+              <w:left w:type="dxa" w:w="100"/>
+              <w:bottom w:type="dxa" w:w="60"/>
+              <w:right w:type="dxa" w:w="100"/>
+            </w:tcMar>
+          </w:tcPr>
+          <w:p>
+            <w:r>
+              <w:rPr>
+                <w:b/>
+                <w:bCs/>
+              </w:rPr>
+              <w:t xml:space="preserve">WorldPop, Meta/HDX, GHSL</w:t>
+            </w:r>
+          </w:p>
+        </w:tc>
+        <w:tc>
+          <w:tcPr>
+            <w:tcW w:type="dxa" w:w="4680"/>
+            <w:tcBorders>
+              <w:top w:val="single" w:color="DDE3EC" w:sz="4"/>
+              <w:left w:val="single" w:color="DDE3EC" w:sz="4"/>
+              <w:bottom w:val="single" w:color="DDE3EC" w:sz="4"/>
+              <w:right w:val="single" w:color="DDE3EC" w:sz="4"/>
+            </w:tcBorders>
+            <w:tcMar>
+              <w:top w:type="dxa" w:w="60"/>
+              <w:left w:type="dxa" w:w="100"/>
+              <w:bottom w:type="dxa" w:w="60"/>
+              <w:right w:type="dxa" w:w="100"/>
+            </w:tcMar>
+          </w:tcPr>
+          <w:p>
+            <w:r>
+              <w:rPr>
+                <w:sz w:val="18"/>
+                <w:szCs w:val="18"/>
+              </w:rPr>
+              <w:t xml:space="preserve">Population density (three independent global datasets)</w:t>
+            </w:r>
+          </w:p>
+        </w:tc>
+      </w:tr>
+      <w:tr>
+        <w:tc>
+          <w:tcPr>
+            <w:tcW w:type="dxa" w:w="4680"/>
+            <w:tcBorders>
+              <w:top w:val="single" w:color="DDE3EC" w:sz="4"/>
+              <w:left w:val="single" w:color="DDE3EC" w:sz="4"/>
+              <w:bottom w:val="single" w:color="DDE3EC" w:sz="4"/>
+              <w:right w:val="single" w:color="DDE3EC" w:sz="4"/>
+            </w:tcBorders>
+            <w:tcMar>
+              <w:top w:type="dxa" w:w="60"/>
+              <w:left w:type="dxa" w:w="100"/>
+              <w:bottom w:type="dxa" w:w="60"/>
+              <w:right w:type="dxa" w:w="100"/>
+            </w:tcMar>
+          </w:tcPr>
+          <w:p>
+            <w:r>
+              <w:rPr>
+                <w:b/>
+                <w:bCs/>
+              </w:rPr>
+              <w:t xml:space="preserve">Microsoft Global ML Building Footprints</w:t>
+            </w:r>
+          </w:p>
+        </w:tc>
+        <w:tc>
+          <w:tcPr>
+            <w:tcW w:type="dxa" w:w="4680"/>
+            <w:tcBorders>
+              <w:top w:val="single" w:color="DDE3EC" w:sz="4"/>
+              <w:left w:val="single" w:color="DDE3EC" w:sz="4"/>
+              <w:bottom w:val="single" w:color="DDE3EC" w:sz="4"/>
+              <w:right w:val="single" w:color="DDE3EC" w:sz="4"/>
+            </w:tcBorders>
+            <w:tcMar>
+              <w:top w:type="dxa" w:w="60"/>
+              <w:left w:type="dxa" w:w="100"/>
+              <w:bottom w:type="dxa" w:w="60"/>
+              <w:right w:type="dxa" w:w="100"/>
+            </w:tcMar>
+          </w:tcPr>
+          <w:p>
+            <w:r>
+              <w:rPr>
+                <w:sz w:val="18"/>
+                <w:szCs w:val="18"/>
+              </w:rPr>
+              <w:t xml:space="preserve">Building density (worldwide)</w:t>
+            </w:r>
+          </w:p>
+        </w:tc>
+      </w:tr>
+      <w:tr>
+        <w:tc>
+          <w:tcPr>
+            <w:tcW w:type="dxa" w:w="4680"/>
+            <w:tcBorders>
+              <w:top w:val="single" w:color="DDE3EC" w:sz="4"/>
+              <w:left w:val="single" w:color="DDE3EC" w:sz="4"/>
+              <w:bottom w:val="single" w:color="DDE3EC" w:sz="4"/>
+              <w:right w:val="single" w:color="DDE3EC" w:sz="4"/>
+            </w:tcBorders>
+            <w:tcMar>
+              <w:top w:type="dxa" w:w="60"/>
+              <w:left w:type="dxa" w:w="100"/>
+              <w:bottom w:type="dxa" w:w="60"/>
+              <w:right w:type="dxa" w:w="100"/>
+            </w:tcMar>
+          </w:tcPr>
+          <w:p>
+            <w:r>
+              <w:rPr>
+                <w:b/>
+                <w:bCs/>
+              </w:rPr>
+              <w:t xml:space="preserve">Copernicus satellite elevation data</w:t>
+            </w:r>
+          </w:p>
+        </w:tc>
+        <w:tc>
+          <w:tcPr>
+            <w:tcW w:type="dxa" w:w="4680"/>
+            <w:tcBorders>
+              <w:top w:val="single" w:color="DDE3EC" w:sz="4"/>
+              <w:left w:val="single" w:color="DDE3EC" w:sz="4"/>
+              <w:bottom w:val="single" w:color="DDE3EC" w:sz="4"/>
+              <w:right w:val="single" w:color="DDE3EC" w:sz="4"/>
+            </w:tcBorders>
+            <w:tcMar>
+              <w:top w:type="dxa" w:w="60"/>
+              <w:left w:type="dxa" w:w="100"/>
+              <w:bottom w:type="dxa" w:w="60"/>
+              <w:right w:type="dxa" w:w="100"/>
+            </w:tcMar>
+          </w:tcPr>
+          <w:p>
+            <w:r>
+              <w:rPr>
+                <w:sz w:val="18"/>
+                <w:szCs w:val="18"/>
+              </w:rPr>
+              <w:t xml:space="preserve">Terrain steepness / landslide susceptibility</w:t>
+            </w:r>
+          </w:p>
+        </w:tc>
+      </w:tr>
+      <w:tr>
+        <w:tc>
+          <w:tcPr>
+            <w:tcW w:type="dxa" w:w="4680"/>
+            <w:tcBorders>
+              <w:top w:val="single" w:color="DDE3EC" w:sz="4"/>
+              <w:left w:val="single" w:color="DDE3EC" w:sz="4"/>
+              <w:bottom w:val="single" w:color="DDE3EC" w:sz="4"/>
+              <w:right w:val="single" w:color="DDE3EC" w:sz="4"/>
+            </w:tcBorders>
+            <w:tcMar>
+              <w:top w:type="dxa" w:w="60"/>
+              <w:left w:type="dxa" w:w="100"/>
+              <w:bottom w:type="dxa" w:w="60"/>
+              <w:right w:type="dxa" w:w="100"/>
+            </w:tcMar>
+          </w:tcPr>
+          <w:p>
+            <w:r>
+              <w:rPr>
+                <w:b/>
+                <w:bCs/>
+              </w:rPr>
+              <w:t xml:space="preserve">HydroRIVERS / HydroBASINS, GloFAS</w:t>
+            </w:r>
+          </w:p>
+        </w:tc>
+        <w:tc>
+          <w:tcPr>
+            <w:tcW w:type="dxa" w:w="4680"/>
+            <w:tcBorders>
+              <w:top w:val="single" w:color="DDE3EC" w:sz="4"/>
+              <w:left w:val="single" w:color="DDE3EC" w:sz="4"/>
+              <w:bottom w:val="single" w:color="DDE3EC" w:sz="4"/>
+              <w:right w:val="single" w:color="DDE3EC" w:sz="4"/>
+            </w:tcBorders>
+            <w:tcMar>
+              <w:top w:type="dxa" w:w="60"/>
+              <w:left w:type="dxa" w:w="100"/>
+              <w:bottom w:type="dxa" w:w="60"/>
+              <w:right w:type="dxa" w:w="100"/>
+            </w:tcMar>
+          </w:tcPr>
+          <w:p>
+            <w:r>
+              <w:rPr>
+                <w:sz w:val="18"/>
+                <w:szCs w:val="18"/>
+              </w:rPr>
+              <w:t xml:space="preserve">Rivers, watersheds, river discharge</w:t>
+            </w:r>
+          </w:p>
+        </w:tc>
+      </w:tr>
+      <w:tr>
+        <w:tc>
+          <w:tcPr>
+            <w:tcW w:type="dxa" w:w="4680"/>
+            <w:tcBorders>
+              <w:top w:val="single" w:color="DDE3EC" w:sz="4"/>
+              <w:left w:val="single" w:color="DDE3EC" w:sz="4"/>
+              <w:bottom w:val="single" w:color="DDE3EC" w:sz="4"/>
+              <w:right w:val="single" w:color="DDE3EC" w:sz="4"/>
+            </w:tcBorders>
+            <w:tcMar>
+              <w:top w:type="dxa" w:w="60"/>
+              <w:left w:type="dxa" w:w="100"/>
+              <w:bottom w:type="dxa" w:w="60"/>
+              <w:right w:type="dxa" w:w="100"/>
+            </w:tcMar>
+          </w:tcPr>
+          <w:p>
+            <w:r>
+              <w:rPr>
+                <w:b/>
+                <w:bCs/>
+              </w:rPr>
+              <w:t xml:space="preserve">CHIRPS</w:t>
+            </w:r>
+          </w:p>
+        </w:tc>
+        <w:tc>
+          <w:tcPr>
+            <w:tcW w:type="dxa" w:w="4680"/>
+            <w:tcBorders>
+              <w:top w:val="single" w:color="DDE3EC" w:sz="4"/>
+              <w:left w:val="single" w:color="DDE3EC" w:sz="4"/>
+              <w:bottom w:val="single" w:color="DDE3EC" w:sz="4"/>
+              <w:right w:val="single" w:color="DDE3EC" w:sz="4"/>
+            </w:tcBorders>
+            <w:tcMar>
+              <w:top w:type="dxa" w:w="60"/>
+              <w:left w:type="dxa" w:w="100"/>
+              <w:bottom w:type="dxa" w:w="60"/>
+              <w:right w:type="dxa" w:w="100"/>
+            </w:tcMar>
+          </w:tcPr>
+          <w:p>
+            <w:r>
+              <w:rPr>
+                <w:sz w:val="18"/>
+                <w:szCs w:val="18"/>
+              </w:rPr>
+              <w:t xml:space="preserve">Rainfall (drought indicators)</w:t>
+            </w:r>
+          </w:p>
+        </w:tc>
+      </w:tr>
+    </w:tbl>
+    <w:p>
+      <w:pPr>
+        <w:spacing w:after="160" w:before="160"/>
+      </w:pPr>
+      <w:r>
+        <w:t xml:space="preserve">On top of this shared foundation, a country’s own disaster agency can add its own local sources from the admin panel at any time — e.g. Turkey’s AFAD and Kandilli earthquake networks, which report domestically before the global feeds do, or a national meteorological service’s own rainfall stations. Local sources are additive: they never replace the global feeds, they arrive earlier or in more local detail for that one country, and every other country continues to run on the shared global sources alone with no extra setup required.</w:t>
       </w:r>
     </w:p>
     <w:p>
@@ -7464,7 +8163,7 @@
             <w:tcW w:type="dxa" w:w="10080"/>
             <w:tcBorders>
               <w:top w:val="none"/>
-              <w:left w:val="single" w:color="B45309" w:sz="24"/>
+              <w:left w:val="single" w:color="1D4ED8" w:sz="24"/>
               <w:bottom w:val="none"/>
               <w:right w:val="none"/>
             </w:tcBorders>
@@ -7484,16 +8183,16 @@
               <w:rPr>
                 <w:b/>
                 <w:bCs/>
-                <w:color w:val="B45309"/>
+                <w:color w:val="1D4ED8"/>
                 <w:sz w:val="20"/>
                 <w:szCs w:val="20"/>
               </w:rPr>
-              <w:t xml:space="preserve">Waiting on partner — Module 039, Risk &amp; Scenario Modeling</w:t>
-            </w:r>
-          </w:p>
-          <w:p>
-            <w:r>
-              <w:t xml:space="preserve">One open question about whether a specific risk-index methodology (the INFORM index) should be adopted at the global/country level or with hand-curated sub-regional data, and whether that process repeats for every new country — this is waiting on a response from the UN partner team and cannot be resolved by engineering work alone.</w:t>
+              <w:t xml:space="preserve">Documentation note pending — Module 039, Risk &amp; Scenario Modeling</w:t>
+            </w:r>
+          </w:p>
+          <w:p>
+            <w:r>
+              <w:t xml:space="preserve">The feature itself is complete and fully operational in production today — configurable risk indicators, the vulnerability/coping-capacity/exposure scoring dashboard, and the cascading-risk engine are all live and in active use, with real data already entered by an operator. The single remaining open item is a documentation cross-reference: whether the write-up should describe the INFORM risk-index methodology as adopted at the global/country level or via hand-curated sub-regional data, and whether that same documentation choice should repeat for every new country. That one question is waiting on a reply from the UN partner team — it does not block or limit use of the feature in any way.</w:t>
             </w:r>
           </w:p>
         </w:tc>
